--- a/Releases/V4.0_Stable/Decoupe/01_Comment_ca_marche_et_solution.docx
+++ b/Releases/V4.0_Stable/Decoupe/01_Comment_ca_marche_et_solution.docx
@@ -2229,7 +2229,7 @@
           <w:b/>
           <w:bCs/>
         </w:rPr>
-        <w:t xml:space="preserve">Mademoiselle Maëlys Bouchard : en réalité Marguerite Beauchamp, nièce de la véritable héritière morte de fièvre en 1910 — dépossédée enfant du nom et du patrimoine, elle l’IGNORE. Léa l’avait fait inviter (lettre à Amaury il y a 3 mois) pour réparer avant de fuir. Non chantée. Observatrice clé de la soirée (témoignages PIVOT). La révélation de sa naissance, au coffret, est le climax émotionnel de l’Acte IV.</w:t>
+        <w:t xml:space="preserve">Mademoiselle Maëlys Bouchard : en réalité Camille Beauchamp, nièce de la véritable héritière morte de fièvre en 1910 — dépossédée enfant du nom et du patrimoine, elle l’IGNORE. Léa l’avait fait inviter (lettre à Amaury il y a 3 mois) pour réparer avant de fuir. Non chantée. Observatrice clé de la soirée (témoignages PIVOT). La révélation de sa naissance, au coffret, est le climax émotionnel de l’Acte IV. Mécanique de la dépossession : l’imposteuse étant réputée l’héritière « vivante », la succession Beauchamp n’est jamais revenue à la nièce légitime (Camille) ; Emilien, complice, a entériné cette succession truquée puis racheté les terres à vil prix.</w:t>
       </w:r>
       <w:r>
         <w:t xml:space="preserve"/>
@@ -2255,7 +2255,7 @@
         <w:jc w:val="both"/>
       </w:pPr>
       <w:r>
-        <w:t xml:space="preserve">Une boîte en bois cadenassée (cadenas à 3 chiffres) est cachée dans la malle de rotin du jardin (présente dès l’Acte I, sans cadenas — Chloé peut l’ouvrir librement, mais la boîte intérieure résiste). À l’intérieur de la boîte : le vrai acte de naissance d’Amandinette de la Grande Leuleu + la lettre de Léa du 5 juin annonçant son intention de tout révéler à Théodorette, et une note scellée révélant à Mademoiselle Maëlys Bouchard sa véritable naissance — Marguerite Beauchamp, héritière dépossédée par l’imposture (« Sachez qui vous êtes »).</w:t>
+        <w:t xml:space="preserve">Une boîte en bois cadenassée (cadenas à 3 chiffres) est cachée dans la malle de rotin du jardin (présente dès l’Acte I, sans cadenas — Chloé peut l’ouvrir librement, mais la boîte intérieure résiste). À l’intérieur de la boîte : le vrai acte de naissance d’Amandinette de la Grande Leuleu + la lettre de Léa du 5 juin annonçant son intention de tout révéler à Théodorette, et une note scellée révélant à Mademoiselle Maëlys Bouchard sa véritable naissance — Camille Beauchamp, héritière dépossédée par l’imposture (« Sachez qui vous êtes »).</w:t>
       </w:r>
       <w:r>
         <w:rPr>
@@ -3675,7 +3675,7 @@
                 <w:sz w:val="22"/>
                 <w:szCs w:val="22"/>
               </w:rPr>
-              <w:t xml:space="preserve">Marie joue. Alicia tourne les pages. Maëlys tourne les feuillets à côté. Lady Boulet de Myrtilles passe vers 17h30.</w:t>
+              <w:t xml:space="preserve">Marie joue. Alicia tourne les pages. Maëlys lit à côté, attentive à tout. Lady Boulet de Myrtilles passe vers 17h30.</w:t>
             </w:r>
           </w:p>
         </w:tc>

--- a/Releases/V4.0_Stable/Decoupe/01_Comment_ca_marche_et_solution.docx
+++ b/Releases/V4.0_Stable/Decoupe/01_Comment_ca_marche_et_solution.docx
@@ -349,7 +349,7 @@
           <w:b/>
           <w:bCs/>
         </w:rPr>
-        <w:t xml:space="preserve">Léa apporte TOUS ses chantages le matin du 6 juin. Ce n’est pas une réception comme les autres : Léa a décidé d’en finir. Elle a réservé sa traversée et part s’installer sur un autre continent — une nouvelle vie, loin de l’Europe et de ses victimes. C’est sa dernière tournée. À l’arrivée de chaque chantagé, elle lui remet en mains propres son propre papier compromettant en « rappel d’échéance » : une mise en demeure finale, pour encaisser une dernière fois avant son départ. C’est ce qui explique la présence sur place, le jour du crime, de tous les papiers des chantagés : la lettre de Vienne encore dans le manteau de Théodorette (il comptait la brûler après le dîner) ; le mot trouvé au banc dans la poche de Louis ; la note de rendez-vous dans la mallette de Gautier ; un mot à Lady Cloé Fischer sur ses dettes de jeu ; un mot à Lady Boulet de Myrtilles sur les lettres avec Tatoine ; un mot à Sir Tatoine sur les mêmes lettres ; un mot à Monsieur Baptiste André sur Plumeau ; un mot à Mademoiselle Lisa Lepra sur ses origines modestes ; un mot à Maître Emilien Collin-Stanislas sur le faux de 1910. Tous reçoivent leur enveloppe ce matin — neuf rappels en tout. C’est précisément cette tournée d’adieu qui scelle le destin de Léa : Amandinette, comprenant que Léa s’apprête à parler à Théodorette avant de fuir, décide qu’aucune somme ne suffira plus.</w:t>
+        <w:t xml:space="preserve">Léa apporte TOUS ses chantages le matin du 6 juin. Ce n’est pas une réception comme les autres : Léa a décidé d’en finir. Elle a réservé sa traversée et part s’installer sur un autre continent — une nouvelle vie, loin de l’Europe et de ses victimes. C’est sa dernière tournée. À l’arrivée de chaque chantagé, elle lui remet en mains propres son propre papier compromettant en « rappel d’échéance » : une mise en demeure finale, pour encaisser une dernière fois avant son départ. C’est ce qui explique la présence sur place, le jour du crime, de tous les papiers des chantagés : la lettre de Vienne encore dans le manteau de Théodorette (il comptait la brûler après le dîner) ; le mot trouvé au banc dans la poche de Louis ; la note de rendez-vous dans la mallette de Gautier ; un mot à Lady Cloé Fischer sur ses dettes de jeu ; un mot à Lady Boulet de Myrtilles sur les lettres avec Tatoine ; un mot à Sir Tatoine sur les mêmes lettres ; un mot à Monsieur Baptiste André sur Plumeau ; un mot à Mademoiselle Lisa Lepra sur ses origines modestes. Tous reçoivent leur enveloppe ce matin — huit rappels en tout. C’est précisément cette tournée d’adieu qui scelle le destin de Léa : Amandinette, comprenant que Léa s’apprête à parler à Théodorette avant de fuir, décide qu’aucune somme ne suffira plus.</w:t>
       </w:r>
       <w:r>
         <w:t xml:space="preserve"/>
@@ -2213,7 +2213,7 @@
           <w:b/>
           <w:bCs/>
         </w:rPr>
-        <w:t xml:space="preserve">Maître Emilien Collin-Stanislas : notaire de la famille. En 1910, jeune clerc du notaire des Beauchamp, il a validé les faux papiers qui ont permis à l’imposteuse de devenir « Amandinette de Beauchamp », et en a profité (rachat des terres Beauchamp orphelines à vil prix). Léa le chantait là-dessus (5 000 £, en attente). Alibi creux (cabinet de lecture, seul) : SUSPECT RATIONNEL N°1, il tient le doute jusqu’au coffret. À l’Acte IV, sommé d’authentifier l’acte de naissance, il se confond lui-même.</w:t>
+        <w:t xml:space="preserve">Comte Lorenzo Pariset : amateur d’art italien, mécène discret de Baptiste. Aucun chantage. Mari de Lola. Rôle scénique : couleur, corroborations légères (Théodorette 17h13, Gautier).</w:t>
       </w:r>
       <w:r>
         <w:t xml:space="preserve"/>
@@ -2229,7 +2229,23 @@
           <w:b/>
           <w:bCs/>
         </w:rPr>
-        <w:t xml:space="preserve">Mademoiselle Maëlys Bouchard : en réalité Camille Beauchamp, nièce de la véritable héritière morte de fièvre en 1910 — dépossédée enfant du nom et du patrimoine, elle l’IGNORE. Léa l’avait fait inviter (lettre à Amaury il y a 3 mois) pour réparer avant de fuir. Non chantée. Observatrice clé de la soirée (témoignages PIVOT). La révélation de sa naissance, au coffret, est le climax émotionnel de l’Acte IV. Mécanique de la dépossession : l’imposteuse étant réputée l’héritière « vivante », la succession Beauchamp n’est jamais revenue à la nièce légitime (Camille) ; Emilien, complice, a entériné cette succession truquée puis racheté les terres à vil prix.</w:t>
+        <w:t xml:space="preserve">Comtesse Lola Pariset, née Bastien : jeune héritière française (Bastien Acier). Amie distante de Léa (salon littéraire de Londres). Aucun chantage. Rôle scénique : corroborations douces (toast, alibi Lisa, Théodorette 17h20).</w:t>
+      </w:r>
+      <w:r>
+        <w:t xml:space="preserve"/>
+      </w:r>
+    </w:p>
+    <w:p>
+      <w:pPr>
+        <w:spacing w:before="60" w:after="60" w:line="300" w:lineRule="auto"/>
+        <w:jc w:val="both"/>
+      </w:pPr>
+      <w:r>
+        <w:rPr>
+          <w:b/>
+          <w:bCs/>
+        </w:rPr>
+        <w:t xml:space="preserve">Mademoiselle Maëlys Bouchard : en réalité Camille Beauchamp, nièce de la véritable héritière morte de fièvre en 1910 — dépossédée enfant du nom et du patrimoine, elle l’IGNORE. Léa l’avait fait inviter (lettre à Amaury il y a 3 mois) pour réparer avant de fuir. Non chantée. Observatrice clé de la soirée (témoignages PIVOT). La révélation de sa naissance, au coffret, est le climax émotionnel de l’Acte IV. Mécanique de la dépossession : l’imposteuse étant réputée l’héritière « vivante », la succession Beauchamp est restée dans le couple Parisette par mariage ; la nièce légitime (Camille), élevée sous le nom Bouchard, n’a jamais été identifiée comme héritière — personne ne s’est enquis d’elle.</w:t>
       </w:r>
       <w:r>
         <w:t xml:space="preserve"/>
@@ -3676,77 +3692,6 @@
                 <w:szCs w:val="22"/>
               </w:rPr>
               <w:t xml:space="preserve">Marie joue. Alicia tourne les pages. Maëlys lit à côté, attentive à tout. Lady Boulet de Myrtilles passe vers 17h30.</w:t>
-            </w:r>
-          </w:p>
-        </w:tc>
-      </w:tr>
-      <w:tr>
-        <w:tc>
-          <w:tcPr>
-            <w:tcW w:w="2200" w:type="dxa"/>
-            <w:tcMar>
-              <w:top w:w="80" w:type="dxa"/>
-              <w:bottom w:w="80" w:type="dxa"/>
-              <w:left w:w="120" w:type="dxa"/>
-              <w:right w:w="120" w:type="dxa"/>
-            </w:tcMar>
-          </w:tcPr>
-          <w:p>
-            <w:pPr>
-              <w:spacing w:before="20" w:after="20" w:line="260" w:lineRule="auto"/>
-            </w:pPr>
-            <w:r>
-              <w:rPr>
-                <w:sz w:val="22"/>
-                <w:szCs w:val="22"/>
-              </w:rPr>
-              <w:t xml:space="preserve">17h00 – 17h45</w:t>
-            </w:r>
-          </w:p>
-        </w:tc>
-        <w:tc>
-          <w:tcPr>
-            <w:tcW w:w="3500" w:type="dxa"/>
-            <w:tcMar>
-              <w:top w:w="80" w:type="dxa"/>
-              <w:bottom w:w="80" w:type="dxa"/>
-              <w:left w:w="120" w:type="dxa"/>
-              <w:right w:w="120" w:type="dxa"/>
-            </w:tcMar>
-          </w:tcPr>
-          <w:p>
-            <w:pPr>
-              <w:spacing w:before="20" w:after="20" w:line="260" w:lineRule="auto"/>
-            </w:pPr>
-            <w:r>
-              <w:rPr>
-                <w:sz w:val="22"/>
-                <w:szCs w:val="22"/>
-              </w:rPr>
-              <w:t xml:space="preserve">Cabinet de lecture</w:t>
-            </w:r>
-          </w:p>
-        </w:tc>
-        <w:tc>
-          <w:tcPr>
-            <w:tcW w:w="3660" w:type="dxa"/>
-            <w:tcMar>
-              <w:top w:w="80" w:type="dxa"/>
-              <w:bottom w:w="80" w:type="dxa"/>
-              <w:left w:w="120" w:type="dxa"/>
-              <w:right w:w="120" w:type="dxa"/>
-            </w:tcMar>
-          </w:tcPr>
-          <w:p>
-            <w:pPr>
-              <w:spacing w:before="20" w:after="20" w:line="260" w:lineRule="auto"/>
-            </w:pPr>
-            <w:r>
-              <w:rPr>
-                <w:sz w:val="22"/>
-                <w:szCs w:val="22"/>
-              </w:rPr>
-              <w:t xml:space="preserve">Maître Emilien Collin-Stanislas s’y isole, SEUL, sans témoin : son alibi est creux (suspect rationnel n°1).</w:t>
             </w:r>
           </w:p>
         </w:tc>
